--- a/tfl/tables/T-EFF-08.docx
+++ b/tfl/tables/T-EFF-08.docx
@@ -1530,7 +1530,7 @@
           <w:szCs w:val="14"/>
           <w:color w:val="C0392B"/>
         </w:rPr>
-        <w:t xml:space="preserve">DRAFT — produced 2026-07-19 — synthetic data, NOT for regulatory submission</w:t>
+        <w:t xml:space="preserve">DRAFT — produced 2026-09-20 — synthetic data, NOT for regulatory submission</w:t>
       </w:r>
     </w:p>
     <w:sectPr>

--- a/tfl/tables/T-EFF-08.docx
+++ b/tfl/tables/T-EFF-08.docx
@@ -288,7 +288,7 @@
                 <w:szCs w:val="18"/>
                 <w:color w:val="FFFFFF"/>
               </w:rPr>
-              <w:t xml:space="preserve">(N=208)</w:t>
+              <w:t xml:space="preserve">(N=274)</w:t>
             </w:r>
           </w:p>
         </w:tc>
@@ -369,7 +369,7 @@
                 <w:szCs w:val="18"/>
                 <w:color w:val="FFFFFF"/>
               </w:rPr>
-              <w:t xml:space="preserve">(N=204)</w:t>
+              <w:t xml:space="preserve">(N=138)</w:t>
             </w:r>
           </w:p>
         </w:tc>
@@ -484,7 +484,7 @@
                 <w:szCs w:val="18"/>
                 <w:color w:val="000000"/>
               </w:rPr>
-              <w:t xml:space="preserve">208</w:t>
+              <w:t xml:space="preserve">274</w:t>
             </w:r>
           </w:p>
         </w:tc>
@@ -539,7 +539,7 @@
                 <w:szCs w:val="18"/>
                 <w:color w:val="000000"/>
               </w:rPr>
-              <w:t xml:space="preserve">204</w:t>
+              <w:t xml:space="preserve">138</w:t>
             </w:r>
           </w:p>
         </w:tc>
@@ -654,7 +654,7 @@
                 <w:szCs w:val="18"/>
                 <w:color w:val="000000"/>
               </w:rPr>
-              <w:t xml:space="preserve">127 (61.1)</w:t>
+              <w:t xml:space="preserve">158 (57.7)</w:t>
             </w:r>
           </w:p>
         </w:tc>
@@ -709,7 +709,7 @@
                 <w:szCs w:val="18"/>
                 <w:color w:val="000000"/>
               </w:rPr>
-              <w:t xml:space="preserve">160 (78.4)</w:t>
+              <w:t xml:space="preserve">108 (78.3)</w:t>
             </w:r>
           </w:p>
         </w:tc>
@@ -824,7 +824,7 @@
                 <w:szCs w:val="18"/>
                 <w:color w:val="000000"/>
               </w:rPr>
-              <w:t xml:space="preserve">81 (38.9)</w:t>
+              <w:t xml:space="preserve">116 (42.3)</w:t>
             </w:r>
           </w:p>
         </w:tc>
@@ -879,7 +879,7 @@
                 <w:szCs w:val="18"/>
                 <w:color w:val="000000"/>
               </w:rPr>
-              <w:t xml:space="preserve">44 (21.6)</w:t>
+              <w:t xml:space="preserve">30 (21.7)</w:t>
             </w:r>
           </w:p>
         </w:tc>
@@ -994,7 +994,7 @@
                 <w:szCs w:val="18"/>
                 <w:color w:val="000000"/>
               </w:rPr>
-              <w:t xml:space="preserve">22.2 (19.3, 23.9)</w:t>
+              <w:t xml:space="preserve">20.4 (18.1, 22.9)</w:t>
             </w:r>
           </w:p>
         </w:tc>
@@ -1049,7 +1049,7 @@
                 <w:szCs w:val="18"/>
                 <w:color w:val="000000"/>
               </w:rPr>
-              <w:t xml:space="preserve">14.7 (12.3, 15.7)</w:t>
+              <w:t xml:space="preserve">15.5 (13.0, 17.5)</w:t>
             </w:r>
           </w:p>
         </w:tc>
@@ -1164,7 +1164,7 @@
                 <w:szCs w:val="18"/>
                 <w:color w:val="000000"/>
               </w:rPr>
-              <w:t xml:space="preserve">0.548 (0.433, 0.695)</w:t>
+              <w:t xml:space="preserve">0.573 (0.446, 0.735)</w:t>
             </w:r>
           </w:p>
         </w:tc>
